--- a/data/revised_2026-10_full/tracked/v2/Chemistry/SS1.4_Chemical_Bonding/Chemistry_Chemical_Bonding_FinalExplanation_TRACKED.docx
+++ b/data/revised_2026-10_full/tracked/v2/Chemistry/SS1.4_Chemical_Bonding/Chemistry_Chemical_Bonding_FinalExplanation_TRACKED.docx
@@ -531,7 +531,7 @@
               </w:rPr>
               <w:t xml:space="preserve">Carbon has 6 electrons in total</w:t>
             </w:r>
-            <w:del w:id="9001" w:author="Claude (AI) - proposed" w:date="2026-10-15T03:01:07Z">
+            <w:del w:id="9001" w:author="Claude (AI) - proposed" w:date="2026-10-18T00:26:47Z">
               <w:r>
                 <w:rPr>
                   <w:rFonts w:ascii="Arial" w:cs="Arial" w:eastAsia="Arial" w:hAnsi="Arial"/>
@@ -619,7 +619,7 @@
               </w:rPr>
               <w:t xml:space="preserve">(c) Atoms can gain, lose or share electrons. Explain how valence electrons decide whether a bond is ionic, covalent or metallic, using NaCl</w:t>
             </w:r>
-            <w:del w:id="9002" w:author="Claude (AI) - proposed" w:date="2026-10-15T03:01:07Z">
+            <w:del w:id="9002" w:author="Claude (AI) - proposed" w:date="2026-10-18T00:26:47Z">
               <w:r>
                 <w:rPr>
                   <w:rFonts w:ascii="Arial" w:cs="Arial" w:eastAsia="Arial" w:hAnsi="Arial"/>
@@ -634,7 +634,7 @@
                 <w:delText xml:space="preserve"> and</w:delText>
               </w:r>
             </w:del>
-            <w:ins w:id="9003" w:author="Claude (AI) - proposed" w:date="2026-10-15T03:01:07Z">
+            <w:ins w:id="9003" w:author="Claude (AI) - proposed" w:date="2026-10-18T00:26:47Z">
               <w:r>
                 <w:rPr>
                   <w:rFonts w:ascii="Arial" w:cs="Arial" w:eastAsia="Arial" w:hAnsi="Arial"/>
@@ -662,7 +662,7 @@
               </w:rPr>
               <w:t xml:space="preserve"> a covalent molecule such as CH4 </w:t>
             </w:r>
-            <w:ins w:id="9004" w:author="Claude (AI) - proposed" w:date="2026-10-15T03:01:07Z">
+            <w:ins w:id="9004" w:author="Claude (AI) - proposed" w:date="2026-10-18T00:26:47Z">
               <w:r>
                 <w:rPr>
                   <w:rFonts w:ascii="Arial" w:cs="Arial" w:eastAsia="Arial" w:hAnsi="Arial"/>
@@ -697,10 +697,10 @@
               <w:spacing w:after="40" w:before="0"/>
               <w:jc w:val="left"/>
               <w:rPr>
-                <w:ins w:id="9006" w:author="Claude (AI) - proposed" w:date="2026-10-15T03:01:07Z"/>
-              </w:rPr>
-            </w:pPr>
-            <w:ins w:id="9005" w:author="Claude (AI) - proposed" w:date="2026-10-15T03:01:07Z">
+                <w:ins w:id="9006" w:author="Claude (AI) - proposed" w:date="2026-10-18T00:26:47Z"/>
+              </w:rPr>
+            </w:pPr>
+            <w:ins w:id="9005" w:author="Claude (AI) - proposed" w:date="2026-10-18T00:26:47Z">
               <w:r>
                 <w:rPr>
                   <w:rFonts w:ascii="Arial" w:cs="Arial" w:eastAsia="Arial" w:hAnsi="Arial"/>
@@ -1041,7 +1041,7 @@
               </w:rPr>
               <w:t xml:space="preserve">(a) Water</w:t>
             </w:r>
-            <w:ins w:id="9007" w:author="Claude (AI) - proposed" w:date="2026-10-15T03:01:07Z">
+            <w:ins w:id="9007" w:author="Claude (AI) - proposed" w:date="2026-10-18T00:26:47Z">
               <w:r>
                 <w:rPr>
                   <w:rFonts w:ascii="Arial" w:cs="Arial" w:eastAsia="Arial" w:hAnsi="Arial"/>
@@ -1069,7 +1069,7 @@
               </w:rPr>
               <w:t xml:space="preserve"> boils at 100 °C while H2S </w:t>
             </w:r>
-            <w:ins w:id="9008" w:author="Claude (AI) - proposed" w:date="2026-10-15T03:01:07Z">
+            <w:ins w:id="9008" w:author="Claude (AI) - proposed" w:date="2026-10-18T00:26:47Z">
               <w:r>
                 <w:rPr>
                   <w:rFonts w:ascii="Arial" w:cs="Arial" w:eastAsia="Arial" w:hAnsi="Arial"/>
@@ -1097,7 +1097,7 @@
               </w:rPr>
               <w:t xml:space="preserve">boils at -60 °C</w:t>
             </w:r>
-            <w:del w:id="9009" w:author="Claude (AI) - proposed" w:date="2026-10-15T03:01:07Z">
+            <w:del w:id="9009" w:author="Claude (AI) - proposed" w:date="2026-10-18T00:26:47Z">
               <w:r>
                 <w:rPr>
                   <w:rFonts w:ascii="Arial" w:cs="Arial" w:eastAsia="Arial" w:hAnsi="Arial"/>
@@ -1112,7 +1112,7 @@
                 <w:delText xml:space="preserve">, even though H2S is a larger molecule</w:delText>
               </w:r>
             </w:del>
-            <w:ins w:id="9010" w:author="Claude (AI) - proposed" w:date="2026-10-15T03:01:07Z">
+            <w:ins w:id="9010" w:author="Claude (AI) - proposed" w:date="2026-10-18T00:26:47Z">
               <w:r>
                 <w:rPr>
                   <w:rFonts w:ascii="Arial" w:cs="Arial" w:eastAsia="Arial" w:hAnsi="Arial"/>
@@ -2980,7 +2980,7 @@
               <w:spacing w:after="40" w:before="0"/>
               <w:jc w:val="left"/>
             </w:pPr>
-            <w:ins w:id="9011" w:author="Claude (AI) - proposed" w:date="2026-10-15T03:01:07Z">
+            <w:ins w:id="9011" w:author="Claude (AI) - proposed" w:date="2026-10-18T00:26:47Z">
               <w:r>
                 <w:rPr>
                   <w:rFonts w:ascii="Arial" w:cs="Arial" w:eastAsia="Arial" w:hAnsi="Arial"/>
@@ -3008,7 +3008,7 @@
               </w:rPr>
               <w:t xml:space="preserve">Accurately explains how valence electrons and the octet rule lead to ionic, covalent and metallic bonding, with correct examples such as NaCl</w:t>
             </w:r>
-            <w:del w:id="9012" w:author="Claude (AI) - proposed" w:date="2026-10-15T03:01:07Z">
+            <w:del w:id="9012" w:author="Claude (AI) - proposed" w:date="2026-10-18T00:26:47Z">
               <w:r>
                 <w:rPr>
                   <w:rFonts w:ascii="Arial" w:cs="Arial" w:eastAsia="Arial" w:hAnsi="Arial"/>
@@ -3023,7 +3023,7 @@
                 <w:delText xml:space="preserve"> and CH4</w:delText>
               </w:r>
             </w:del>
-            <w:ins w:id="9013" w:author="Claude (AI) - proposed" w:date="2026-10-15T03:01:07Z">
+            <w:ins w:id="9013" w:author="Claude (AI) - proposed" w:date="2026-10-18T00:26:47Z">
               <w:r>
                 <w:rPr>
                   <w:rFonts w:ascii="Arial" w:cs="Arial" w:eastAsia="Arial" w:hAnsi="Arial"/>
@@ -3071,7 +3071,7 @@
               <w:spacing w:after="40" w:before="0"/>
               <w:jc w:val="left"/>
             </w:pPr>
-            <w:ins w:id="9014" w:author="Claude (AI) - proposed" w:date="2026-10-15T03:01:07Z">
+            <w:ins w:id="9014" w:author="Claude (AI) - proposed" w:date="2026-10-18T00:26:47Z">
               <w:r>
                 <w:rPr>
                   <w:rFonts w:ascii="Arial" w:cs="Arial" w:eastAsia="Arial" w:hAnsi="Arial"/>
@@ -3119,7 +3119,7 @@
               <w:spacing w:after="40" w:before="0"/>
               <w:jc w:val="left"/>
             </w:pPr>
-            <w:ins w:id="9015" w:author="Claude (AI) - proposed" w:date="2026-10-15T03:01:07Z">
+            <w:ins w:id="9015" w:author="Claude (AI) - proposed" w:date="2026-10-18T00:26:47Z">
               <w:r>
                 <w:rPr>
                   <w:rFonts w:ascii="Arial" w:cs="Arial" w:eastAsia="Arial" w:hAnsi="Arial"/>
@@ -3202,7 +3202,7 @@
               <w:spacing w:after="40" w:before="0"/>
               <w:jc w:val="left"/>
             </w:pPr>
-            <w:ins w:id="9016" w:author="Claude (AI) - proposed" w:date="2026-10-15T03:01:07Z">
+            <w:ins w:id="9016" w:author="Claude (AI) - proposed" w:date="2026-10-18T00:26:47Z">
               <w:r>
                 <w:rPr>
                   <w:rFonts w:ascii="Arial" w:cs="Arial" w:eastAsia="Arial" w:hAnsi="Arial"/>
@@ -3250,7 +3250,7 @@
               <w:spacing w:after="40" w:before="0"/>
               <w:jc w:val="left"/>
             </w:pPr>
-            <w:ins w:id="9017" w:author="Claude (AI) - proposed" w:date="2026-10-15T03:01:07Z">
+            <w:ins w:id="9017" w:author="Claude (AI) - proposed" w:date="2026-10-18T00:26:47Z">
               <w:r>
                 <w:rPr>
                   <w:rFonts w:ascii="Arial" w:cs="Arial" w:eastAsia="Arial" w:hAnsi="Arial"/>
@@ -3298,7 +3298,7 @@
               <w:spacing w:after="40" w:before="0"/>
               <w:jc w:val="left"/>
             </w:pPr>
-            <w:ins w:id="9018" w:author="Claude (AI) - proposed" w:date="2026-10-15T03:01:07Z">
+            <w:ins w:id="9018" w:author="Claude (AI) - proposed" w:date="2026-10-18T00:26:47Z">
               <w:r>
                 <w:rPr>
                   <w:rFonts w:ascii="Arial" w:cs="Arial" w:eastAsia="Arial" w:hAnsi="Arial"/>
@@ -3381,7 +3381,7 @@
               <w:spacing w:after="40" w:before="0"/>
               <w:jc w:val="left"/>
             </w:pPr>
-            <w:ins w:id="9019" w:author="Claude (AI) - proposed" w:date="2026-10-15T03:01:07Z">
+            <w:ins w:id="9019" w:author="Claude (AI) - proposed" w:date="2026-10-18T00:26:47Z">
               <w:r>
                 <w:rPr>
                   <w:rFonts w:ascii="Arial" w:cs="Arial" w:eastAsia="Arial" w:hAnsi="Arial"/>
@@ -3429,7 +3429,7 @@
               <w:spacing w:after="40" w:before="0"/>
               <w:jc w:val="left"/>
             </w:pPr>
-            <w:ins w:id="9020" w:author="Claude (AI) - proposed" w:date="2026-10-15T03:01:07Z">
+            <w:ins w:id="9020" w:author="Claude (AI) - proposed" w:date="2026-10-18T00:26:47Z">
               <w:r>
                 <w:rPr>
                   <w:rFonts w:ascii="Arial" w:cs="Arial" w:eastAsia="Arial" w:hAnsi="Arial"/>
@@ -3477,7 +3477,7 @@
               <w:spacing w:after="40" w:before="0"/>
               <w:jc w:val="left"/>
             </w:pPr>
-            <w:ins w:id="9021" w:author="Claude (AI) - proposed" w:date="2026-10-15T03:01:07Z">
+            <w:ins w:id="9021" w:author="Claude (AI) - proposed" w:date="2026-10-18T00:26:47Z">
               <w:r>
                 <w:rPr>
                   <w:rFonts w:ascii="Arial" w:cs="Arial" w:eastAsia="Arial" w:hAnsi="Arial"/>
@@ -3560,7 +3560,7 @@
               <w:spacing w:after="40" w:before="0"/>
               <w:jc w:val="left"/>
             </w:pPr>
-            <w:ins w:id="9022" w:author="Claude (AI) - proposed" w:date="2026-10-15T03:01:07Z">
+            <w:ins w:id="9022" w:author="Claude (AI) - proposed" w:date="2026-10-18T00:26:47Z">
               <w:r>
                 <w:rPr>
                   <w:rFonts w:ascii="Arial" w:cs="Arial" w:eastAsia="Arial" w:hAnsi="Arial"/>
@@ -3608,7 +3608,7 @@
               <w:spacing w:after="40" w:before="0"/>
               <w:jc w:val="left"/>
             </w:pPr>
-            <w:ins w:id="9023" w:author="Claude (AI) - proposed" w:date="2026-10-15T03:01:07Z">
+            <w:ins w:id="9023" w:author="Claude (AI) - proposed" w:date="2026-10-18T00:26:47Z">
               <w:r>
                 <w:rPr>
                   <w:rFonts w:ascii="Arial" w:cs="Arial" w:eastAsia="Arial" w:hAnsi="Arial"/>
@@ -3656,7 +3656,7 @@
               <w:spacing w:after="40" w:before="0"/>
               <w:jc w:val="left"/>
             </w:pPr>
-            <w:ins w:id="9024" w:author="Claude (AI) - proposed" w:date="2026-10-15T03:01:07Z">
+            <w:ins w:id="9024" w:author="Claude (AI) - proposed" w:date="2026-10-18T00:26:47Z">
               <w:r>
                 <w:rPr>
                   <w:rFonts w:ascii="Arial" w:cs="Arial" w:eastAsia="Arial" w:hAnsi="Arial"/>
@@ -3739,7 +3739,7 @@
               <w:spacing w:after="40" w:before="0"/>
               <w:jc w:val="left"/>
             </w:pPr>
-            <w:ins w:id="9025" w:author="Claude (AI) - proposed" w:date="2026-10-15T03:01:07Z">
+            <w:ins w:id="9025" w:author="Claude (AI) - proposed" w:date="2026-10-18T00:26:47Z">
               <w:r>
                 <w:rPr>
                   <w:rFonts w:ascii="Arial" w:cs="Arial" w:eastAsia="Arial" w:hAnsi="Arial"/>
@@ -3787,7 +3787,7 @@
               <w:spacing w:after="40" w:before="0"/>
               <w:jc w:val="left"/>
             </w:pPr>
-            <w:ins w:id="9026" w:author="Claude (AI) - proposed" w:date="2026-10-15T03:01:07Z">
+            <w:ins w:id="9026" w:author="Claude (AI) - proposed" w:date="2026-10-18T00:26:47Z">
               <w:r>
                 <w:rPr>
                   <w:rFonts w:ascii="Arial" w:cs="Arial" w:eastAsia="Arial" w:hAnsi="Arial"/>
@@ -3835,7 +3835,7 @@
               <w:spacing w:after="40" w:before="0"/>
               <w:jc w:val="left"/>
             </w:pPr>
-            <w:ins w:id="9027" w:author="Claude (AI) - proposed" w:date="2026-10-15T03:01:07Z">
+            <w:ins w:id="9027" w:author="Claude (AI) - proposed" w:date="2026-10-18T00:26:47Z">
               <w:r>
                 <w:rPr>
                   <w:rFonts w:ascii="Arial" w:cs="Arial" w:eastAsia="Arial" w:hAnsi="Arial"/>
@@ -3985,7 +3985,7 @@
         </w:rPr>
         <w:t xml:space="preserve">© 2026 SeaVuria and ARES. This work is licensed under a </w:t>
       </w:r>
-      <w:hyperlink w:history="1" r:id="rIdpwavaoujus2inx5tyszrf">
+      <w:hyperlink w:history="1" r:id="rId-8y-pzxgtfti2omz7rbzi">
         <w:r>
           <w:rPr>
             <w:rFonts w:ascii="Arial" w:cs="Arial" w:eastAsia="Arial" w:hAnsi="Arial"/>
@@ -4005,7 +4005,7 @@
         </w:rPr>
         <w:t xml:space="preserve"> (</w:t>
       </w:r>
-      <w:hyperlink w:history="1" r:id="rIdxn4dx5xsripfrh_dykdzs">
+      <w:hyperlink w:history="1" r:id="rIdvrcbzz1lsfylqjlll6tlv">
         <w:r>
           <w:rPr>
             <w:rFonts w:ascii="Arial" w:cs="Arial" w:eastAsia="Arial" w:hAnsi="Arial"/>
@@ -4025,7 +4025,7 @@
         </w:rPr>
         <w:t xml:space="preserve">). To view a copy of this license, visit </w:t>
       </w:r>
-      <w:hyperlink w:history="1" r:id="rIdpvoqpuwidjq741yyfrqmg">
+      <w:hyperlink w:history="1" r:id="rIdcgeyyiniu0me_4_dnb3ts">
         <w:r>
           <w:rPr>
             <w:rFonts w:ascii="Arial" w:cs="Arial" w:eastAsia="Arial" w:hAnsi="Arial"/>
